--- a/book/word/Chapter 06 - No Privacy in the DNA Your Cousins Share.docx
+++ b/book/word/Chapter 06 - No Privacy in the DNA Your Cousins Share.docx
@@ -417,7 +417,7 @@
         <w:t xml:space="preserve"> </w:t>
       </w:r>
       <w:r>
-        <w:t xml:space="preserve">prosecution built on the technique. A jury convicted Vaultz, and in 2024 the</w:t>
+        <w:t xml:space="preserve">prosecution built on the technique. A jury convicted Van Vaultz, and in 2024 the</w:t>
       </w:r>
       <w:r>
         <w:t xml:space="preserve"> </w:t>
@@ -587,14 +587,14 @@
           <w:rPr>
             <w:rStyle w:val="Hyperlink"/>
           </w:rPr>
-          <w:t xml:space="preserve">FindLaw</w:t>
+          <w:t xml:space="preserve">Google Scholar</w:t>
         </w:r>
       </w:hyperlink>
       <w:r>
         <w:t xml:space="preserve"> </w:t>
       </w:r>
       <w:r>
-        <w:t xml:space="preserve">(search</w:t>
+        <w:t xml:space="preserve">(also FindLaw / courts.wa.gov; search</w:t>
       </w:r>
       <w:r>
         <w:t xml:space="preserve"> </w:t>
@@ -615,7 +615,7 @@
         <w:t xml:space="preserve">”</w:t>
       </w:r>
       <w:r>
-        <w:t xml:space="preserve">) · courts.wa.gov.</w:t>
+        <w:t xml:space="preserve">).</w:t>
       </w:r>
       <w:r>
         <w:t xml:space="preserve"> </w:t>
@@ -663,7 +663,7 @@
           <w:iCs/>
           <w:i/>
         </w:rPr>
-        <w:t xml:space="preserve">People v. Vaultz</w:t>
+        <w:t xml:space="preserve">People v. Van Vaultz</w:t>
       </w:r>
       <w:r>
         <w:t xml:space="preserve">,</w:t>
